--- a/rapports/16_02_2026/TRAORE/coh_EQ19_sup_111102000020.docx
+++ b/rapports/16_02_2026/TRAORE/coh_EQ19_sup_111102000020.docx
@@ -25,7 +25,7 @@
         <w:br/>
         <w:t>Grappe: 111102000020</w:t>
         <w:br/>
-        <w:t>Date: 16/02/2026 a 12:40</w:t>
+        <w:t>Date: 16/02/2026 a 12:58</w:t>
       </w:r>
     </w:p>
     <w:p/>

--- a/rapports/16_02_2026/TRAORE/coh_EQ19_sup_111102000020.docx
+++ b/rapports/16_02_2026/TRAORE/coh_EQ19_sup_111102000020.docx
@@ -25,7 +25,7 @@
         <w:br/>
         <w:t>Grappe: 111102000020</w:t>
         <w:br/>
-        <w:t>Date: 16/02/2026 a 12:58</w:t>
+        <w:t>Date: 16/02/2026 a 13:05</w:t>
       </w:r>
     </w:p>
     <w:p/>
@@ -119,7 +119,7 @@
           </w:tcPr>
           <w:p>
             <w:r>
-              <w:t>24</w:t>
+              <w:t>23</w:t>
             </w:r>
           </w:p>
         </w:tc>
@@ -327,6 +327,38 @@
           </w:tcPr>
           <w:p>
             <w:r>
+              <w:t>Section0</w:t>
+            </w:r>
+          </w:p>
+        </w:tc>
+        <w:tc>
+          <w:tcPr>
+            <w:tcW w:type="dxa" w:w="3324"/>
+          </w:tcPr>
+          <w:p>
+            <w:r>
+              <w:t>Identification et renseignements de controle</w:t>
+            </w:r>
+          </w:p>
+        </w:tc>
+        <w:tc>
+          <w:tcPr>
+            <w:tcW w:type="dxa" w:w="3324"/>
+          </w:tcPr>
+          <w:p>
+            <w:r>
+              <w:t>11</w:t>
+            </w:r>
+          </w:p>
+        </w:tc>
+      </w:tr>
+      <w:tr>
+        <w:tc>
+          <w:tcPr>
+            <w:tcW w:type="dxa" w:w="3324"/>
+          </w:tcPr>
+          <w:p>
+            <w:r>
               <w:t>Section11</w:t>
             </w:r>
           </w:p>
@@ -359,7 +391,7 @@
           </w:tcPr>
           <w:p>
             <w:r>
-              <w:t>Section0</w:t>
+              <w:t>Section12</w:t>
             </w:r>
           </w:p>
         </w:tc>
@@ -369,7 +401,7 @@
           </w:tcPr>
           <w:p>
             <w:r>
-              <w:t>Identification et renseignements de controle</w:t>
+              <w:t>Actifs du menage</w:t>
             </w:r>
           </w:p>
         </w:tc>
@@ -379,7 +411,7 @@
           </w:tcPr>
           <w:p>
             <w:r>
-              <w:t>10</w:t>
+              <w:t>11</w:t>
             </w:r>
           </w:p>
         </w:tc>
@@ -434,38 +466,6 @@
           <w:p>
             <w:r>
               <w:t>Emploi</w:t>
-            </w:r>
-          </w:p>
-        </w:tc>
-        <w:tc>
-          <w:tcPr>
-            <w:tcW w:type="dxa" w:w="3324"/>
-          </w:tcPr>
-          <w:p>
-            <w:r>
-              <w:t>9</w:t>
-            </w:r>
-          </w:p>
-        </w:tc>
-      </w:tr>
-      <w:tr>
-        <w:tc>
-          <w:tcPr>
-            <w:tcW w:type="dxa" w:w="3324"/>
-          </w:tcPr>
-          <w:p>
-            <w:r>
-              <w:t>Section12</w:t>
-            </w:r>
-          </w:p>
-        </w:tc>
-        <w:tc>
-          <w:tcPr>
-            <w:tcW w:type="dxa" w:w="3324"/>
-          </w:tcPr>
-          <w:p>
-            <w:r>
-              <w:t>Actifs du menage</w:t>
             </w:r>
           </w:p>
         </w:tc>
@@ -979,7 +979,7 @@
         <w:rPr>
           <w:sz w:val="20"/>
         </w:rPr>
-        <w:t>- Attention ! Le prix unitaire d'achat (50 Fcfa) de Choux en Morceau (Portion) (Petit) est relativement faible par rapport aux autres prix observés dans cette zone. Prière de corriger ou de confirmer avec le QG. Avertissement!!! Le ménage a consommé 7 Paquet Petit de Thé en sachet, cette quantité semble anormale pour une consommation des 7 derniers jours.Prière de corriger ou de confirmer avec le QG. Avertissement!! le prix unitaire (100 Fcfa) de Thé en sachet (unité: Paquet) de taille Petit est très faible ou élevé. Prière de corriger ou de confirmer avec le QG. Avertissement!!! Le ménage a consommé 8 Tas Moyen de Capitaine frais, cette quantité semble anormale pour une consommation des 7 derniers jours.Prière de corriger ou de confirmer avec le QG. Incohérence!! Dans ce ménage, chaque individus consomme par jour 29.53041 Kg  de cereale; Prière de revoir les quantités prises de ces produits. Incohérence!! Dans ce ménage, chaque individus consomme par jour 29.53041 Kg  de cereale; Prière de revoir les quantités prises de ces produits.</w:t>
+        <w:t>- Avertissement!!! Le ménage a consommé 7 Paquet Petit de Thé en sachet, cette quantité semble anormale pour une consommation des 7 derniers jours.Prière de corriger ou de confirmer avec le QG. Avertissement!! le prix unitaire (100 Fcfa) de Thé en sachet (unité: Paquet) de taille Petit est très faible ou élevé. Prière de corriger ou de confirmer avec le QG. Avertissement!!! Le ménage a consommé 8 Tas Moyen de Capitaine frais, cette quantité semble anormale pour une consommation des 7 derniers jours.Prière de corriger ou de confirmer avec le QG. Incohérence!! Dans ce ménage, chaque individus consomme par jour 55.45633 Kg  de cereale; Prière de revoir les quantités prises de ces produits. Incohérence!! Dans ce ménage, chaque individus consomme par jour 55.45633 Kg  de cereale; Prière de revoir les quantités prises de ces produits.</w:t>
       </w:r>
     </w:p>
     <w:p>
@@ -1569,7 +1569,7 @@
         <w:rPr>
           <w:sz w:val="20"/>
         </w:rPr>
-        <w:t>- Attention ! Le prix unitaire d'achat (50 Fcfa) de Autre légumes frais n.d.a. en Pièce (Moyen) est relativement faible par rapport aux autres prix observés dans cette zone. Prière de corriger ou de confirmer avec le QG. Avertissement!!! Le ménage a consommé 14 Paquet Moyen de Thé en sachet, cette quantité semble anormale pour une consommation des 7 derniers jours.Prière de corriger ou de confirmer avec le QG. Avertissement!! le prix unitaire (100 Fcfa) de Thé en sachet (unité: Paquet) de taille Moyen est très faible ou élevé. Prière de corriger ou de confirmer avec le QG. Avertissement!!!Le ménage a consommé 84 Cuillère de Petit de Café en poudre soluble  ce qui semble incoherent pour une consommation aucours des 7 derniers jours, prière de verifier et corriger. Avertissement!!!Le ménage a consommé 84 miche de Moyen de Pain moderne (Baguette)  ce qui semble incoherent pour une consommation aucours des 7 derniers jours, prière de verifier et corriger.</w:t>
+        <w:t>- Avertissement!!! Le ménage a consommé 14 Paquet Moyen de Thé en sachet, cette quantité semble anormale pour une consommation des 7 derniers jours.Prière de corriger ou de confirmer avec le QG. Avertissement!! le prix unitaire (100 Fcfa) de Thé en sachet (unité: Paquet) de taille Moyen est très faible ou élevé. Prière de corriger ou de confirmer avec le QG. Avertissement!!!Le ménage a consommé 84 Cuillère de Petit de Café en poudre soluble  ce qui semble incoherent pour une consommation aucours des 7 derniers jours, prière de verifier et corriger. Avertissement!!!Le ménage a consommé 84 miche de Moyen de Pain moderne (Baguette)  ce qui semble incoherent pour une consommation aucours des 7 derniers jours, prière de verifier et corriger.</w:t>
       </w:r>
     </w:p>
     <w:p>
@@ -1680,8 +1680,6 @@
         <w:rPr>
           <w:sz w:val="20"/>
         </w:rPr>
-        <w:t xml:space="preserve">- Attention ! Réfrigérateur a été revendu à 240000 Fcfa qui est relativement élevé par rapport aux autres prix de revente observés dans cette zone. Prière de corriger ou de confirmer avec le QG. </w:t>
-        <w:br/>
         <w:t>- Avertissement!!! Le prix d'achat (12000) de l'article  Bonbonne de gaz est inférieur aux prix de revente (15000)  avec l'âge du bien atteignant 10 ans. Prière de vérifier ou confirmer avec l'enquêté et mettre les bonnes valeurs après verification, s'il le faut.</w:t>
       </w:r>
     </w:p>
@@ -2097,7 +2095,7 @@
         <w:br/>
         <w:t xml:space="preserve">- Peu probable! MOUKHAMAD SY  n'arrive pas  à comprendre un petit texte lu dans une langue locale (s02q03). Veuillez corriger ou donner des explications au QG. Dans les milieux urbains c'est peu probable de voir une école dont les élèves ou étudiants ne dépensent pas en frais d'uniformes, prière de verifier pour MOUKHAMAD SY et corriger ou confirmer avec le QG. Le montant des autres depenses pour l'année scolaire de MOUKHAMAD SY est faible ou élevé. veuillez, s'il vous plait, confirmer ces informations avec le QG ou apporter les corrections nécessaires. </w:t>
         <w:br/>
-        <w:t>- Peu probable! OULIMATA SY  n'arrive pas  à comprendre un petit texte lu dans une langue locale (s02q03). Veuillez corriger ou donner des explications au QG.</w:t>
+        <w:t>- Peu probable! OULIMATA SY  n'arrive pas  à comprendre un petit texte lu dans une langue locale (s02q03). Veuillez corriger ou donner des explications au QG. Attention ! Le frais de scolarité (7000 Fcfa) de OULIMATA SY en 3ème année de Secondaire 1 (Moyen) Général est relativement élevé par rapport aux autres frais de scolarités observés dans cette zone. Prière de corriger ou de confirmer avec le QG.</w:t>
       </w:r>
     </w:p>
     <w:p>
@@ -2147,7 +2145,7 @@
         <w:rPr>
           <w:sz w:val="20"/>
         </w:rPr>
-        <w:t>- Avertissement!! La quantité (3.5 litre) du produit Huile de soja  consommée  par le ménage semble très élevé, prière de corriger ou confirmer avec le QG. Incohérence!! Dans ce ménage, chaque individus consomme par jour 25.13889 Kg  de cereale; Prière de revoir les quantités prises de ces produits.</w:t>
+        <w:t>- Avertissement!! La quantité (3.5 litre) du produit Huile de soja  consommée  par le ménage semble très élevé, prière de corriger ou confirmer avec le QG. Incohérence!! Dans ce ménage, chaque individus consomme par jour 42.54365 Kg  de cereale; Prière de revoir les quantités prises de ces produits.</w:t>
       </w:r>
     </w:p>
     <w:p>
@@ -2592,7 +2590,7 @@
         <w:rPr>
           <w:sz w:val="20"/>
         </w:rPr>
-        <w:t>- Prière de renseigner toutes les informations du ménage dans la section 0 avant d'entamer les autres informations.</w:t>
+        <w:t>- Le questionnaire semble ne pas être complètement fini mais le questionnaire est en statut complet, prière de compléter le questionnaire.</w:t>
       </w:r>
     </w:p>
     <w:p>
@@ -2648,7 +2646,7 @@
         <w:br/>
         <w:t xml:space="preserve">- Peu probable! MOUSTAPHA COUME  n'arrive pas  à comprendre un petit texte lu dans une langue locale (s02q03). Veuillez corriger ou donner des explications au QG. Dans les milieux urbains c'est peu probable de voir une école dont les élèves ou étudiants ne dépensent pas en frais d'uniformes, prière de verifier pour MOUSTAPHA COUME et corriger ou confirmer avec le QG. </w:t>
         <w:br/>
-        <w:t xml:space="preserve">- Peu probable! OUMAR COUME  n'arrive pas  à comprendre un petit texte lu dans une langue locale (s02q03). Veuillez corriger ou donner des explications au QG. Peu probable! OUMAR COUME  ne sait ni lire, ni écrire, ni comprendre dans aucune des langues  (s02q01,s02q02,s02q03). Veuillez corriger ou donner des explications au QG. La raison principale que OUMAR COUME n'a pas fait des études dans une école formelle est n a pas l age requise et semble exister dans les modalités, prière de prendre attache avec le QG pour plus d'explication afin de la classer bien. </w:t>
+        <w:t xml:space="preserve">- Peu probable! OUMAR COUME  n'arrive pas  à comprendre un petit texte lu dans une langue locale (s02q03). Veuillez corriger ou donner des explications au QG. Peu probable! OUMAR COUME  ne sait ni lire, ni écrire, ni comprendre dans aucune des langues  (s02q01,s02q02,s02q03). Veuillez corriger ou donner des explications au QG. </w:t>
         <w:br/>
         <w:t xml:space="preserve">- Peu probable! OUMOU 1 COUME  n'arrive pas  à comprendre un petit texte lu dans une langue locale (s02q03). Veuillez corriger ou donner des explications au QG. Dans les milieux urbains c'est peu probable de voir une école dont les élèves ou étudiants ne dépensent pas en frais d'uniformes, prière de verifier pour OUMOU 1 COUME et corriger ou confirmer avec le QG. </w:t>
         <w:br/>
@@ -2715,7 +2713,7 @@
         <w:rPr>
           <w:sz w:val="20"/>
         </w:rPr>
-        <w:t>- AvertissementMAIMOUNA SANGOTT  travaille mais les questions relatives à son emploi principal ne sont pas renseignées à 100%, prière de les renseigner. Attention ! Le nombre de jours que MAIMOUNA SANGOTT a travaillés par mois semble être inférieur à 15. Veuillez, s'il vous plaît, confirmer cette information.</w:t>
+        <w:t>- Attention ! Le nombre de jours que MAIMOUNA SANGOTT a travaillés par mois semble être inférieur à 15. Veuillez, s'il vous plaît, confirmer cette information.</w:t>
       </w:r>
     </w:p>
     <w:p>
@@ -2736,7 +2734,7 @@
         <w:rPr>
           <w:sz w:val="20"/>
         </w:rPr>
-        <w:t>- La dernière fois que vous avez acheté Lait caillé est NEKH SOW et semble exister dans les modalités, prière de prendre attache avec le QG pour plus d'explication afin de la classer bien.  La dernière fois que vous avez acheté Mandarine/Clémentine est vendeur de fruits et semble exister dans les modalités, prière de prendre attache avec le QG pour plus d'explication afin de la classer bien.  La dernière fois que vous avez acheté Orange  est vendeur de fruits et semble exister dans les modalités, prière de prendre attache avec le QG pour plus d'explication afin de la classer bien. Attention ! Le prix unitaire d'achat (50 Fcfa) de Carotte en Pièce (Petit) est relativement faible par rapport aux autres prix observés dans cette zone. Prière de corriger ou de confirmer avec le QG. Attention ! Le prix unitaire d'achat (50 Fcfa) de Piment frais en Tas (Petit) est relativement faible par rapport aux autres prix observés dans cette zone. Prière de corriger ou de confirmer avec le QG. Avertissement!!! Le ménage a consommé 21 Sachets Petit de Sucre en poudre , cette quantité semble anormale pour une consommation des 7 derniers jours.Prière de corriger ou de confirmer avec le QG. Avertissement!!! Le ménage a consommé 7 Paquet Petit de Thé en sachet, cette quantité semble anormale pour une consommation des 7 derniers jours.Prière de corriger ou de confirmer avec le QG. Avertissement!! le prix unitaire (100 Fcfa) de Thé en sachet (unité: Paquet) de taille Petit est très faible ou élevé. Prière de corriger ou de confirmer avec le QG. Avertissement!!!Le ménage a consommé 70 miche de Moyen de Pain traditionnel (Baguette)  ce qui semble incoherent pour une consommation aucours des 7 derniers jours, prière de verifier et corriger. Attention ! Le prix unitaire d'achat (10 Fcfa) de Pain traditionnel (Baguette) en miche (Moyen) est relativement faible par rapport aux autres prix observés dans cette zone. Prière de corriger ou de confirmer avec le QG. Incohérence!! Dans ce ménage, chaque individus consomme par jour 18.72095 Kg  de cereale; Prière de revoir les quantités prises de ces produits.</w:t>
+        <w:t>- La dernière fois que vous avez acheté Lait caillé est NEKH SOW et semble exister dans les modalités, prière de prendre attache avec le QG pour plus d'explication afin de la classer bien.  La dernière fois que vous avez acheté Mandarine/Clémentine est vendeur de fruits et semble exister dans les modalités, prière de prendre attache avec le QG pour plus d'explication afin de la classer bien.  La dernière fois que vous avez acheté Orange  est vendeur de fruits et semble exister dans les modalités, prière de prendre attache avec le QG pour plus d'explication afin de la classer bien. Attention ! Le prix unitaire d'achat (50 Fcfa) de Aubergine sauvage  en Tas (Petit) est relativement faible par rapport aux autres prix observés dans cette zone. Prière de corriger ou de confirmer avec le QG. Attention ! Le prix unitaire d'achat (50 Fcfa) de Carotte en Pièce (Petit) est relativement faible par rapport aux autres prix observés dans cette zone. Prière de corriger ou de confirmer avec le QG. Attention ! Le prix unitaire d'achat (50 Fcfa) de Piment frais en Tas (Petit) est relativement faible par rapport aux autres prix observés dans cette zone. Prière de corriger ou de confirmer avec le QG. Avertissement!!! Le ménage a consommé 21 Sachets Petit de Sucre en poudre , cette quantité semble anormale pour une consommation des 7 derniers jours.Prière de corriger ou de confirmer avec le QG. Avertissement!!! Le ménage a consommé 7 Paquet Petit de Thé en sachet, cette quantité semble anormale pour une consommation des 7 derniers jours.Prière de corriger ou de confirmer avec le QG. Avertissement!! le prix unitaire (100 Fcfa) de Thé en sachet (unité: Paquet) de taille Petit est très faible ou élevé. Prière de corriger ou de confirmer avec le QG. Avertissement!!!Le ménage a consommé 70 miche de Moyen de Pain traditionnel (Baguette)  ce qui semble incoherent pour une consommation aucours des 7 derniers jours, prière de verifier et corriger. Attention ! Le prix unitaire d'achat (10 Fcfa) de Pain traditionnel (Baguette) en miche (Moyen) est relativement faible par rapport aux autres prix observés dans cette zone. Prière de corriger ou de confirmer avec le QG. Incohérence!! Dans ce ménage, chaque individus consomme par jour 33.09428 Kg  de cereale; Prière de revoir les quantités prises de ces produits.</w:t>
       </w:r>
     </w:p>
     <w:p>
@@ -2784,7 +2782,7 @@
         <w:br/>
         <w:t xml:space="preserve">-  La dernière fois que vous avez acheté Frais de coiffure homme et femme (salon, tressage, mèches, coupe, etc.), manucure, pédicure est traisseur et semble exister dans les modalités, prière de prendre attache avec le QG pour plus d'explication afin de la classer bien. </w:t>
         <w:br/>
-        <w:t xml:space="preserve">-  La dernière fois que vous avez acheté Frais de mouture des céréales est Moulin et semble exister dans les modalités, prière de prendre attache avec le QG pour plus d'explication afin de la classer bien. </w:t>
+        <w:t xml:space="preserve">-  La dernière fois que vous avez acheté Frais de ramassage des ordures ménagères est Ramasseurs de poubelle et semble exister dans les modalités, prière de prendre attache avec le QG pour plus d'explication afin de la classer bien. </w:t>
         <w:br/>
         <w:t>- Peu plausible! le montant de la dépense pour  Savon de ménage, lessive en poudre, détergents (eau de javel, etc. ) semble trop élevé. Veuillez, s'il vous plaît, confirmer cette information avec le QG ou la corriger.</w:t>
       </w:r>
@@ -2807,7 +2805,7 @@
         <w:rPr>
           <w:sz w:val="20"/>
         </w:rPr>
-        <w:t>- Avertissement!! Le ménage (vit en milieu urbain) se débarrasse de ses ordures ménagères soit par le Dépotoir sauvage, brûle et enterre, prière de corriger ou confirmer avec le QG.  En cas de coupure de courant du réseau, la source d’énergie que le ménage utilise est LA LUMIÈRE DES TORCHES DE PORTABLE et semble exister dans les modalités, prière de prendre attache avec le QG pour plus d'explication afin de la classer bien.</w:t>
+        <w:t>- En cas de coupure de courant du réseau, la source d’énergie que le ménage utilise est LA LUMIÈRE DES TORCHES DE PORTABLE et semble exister dans les modalités, prière de prendre attache avec le QG pour plus d'explication afin de la classer bien.</w:t>
       </w:r>
     </w:p>
     <w:p>
@@ -3272,11 +3270,9 @@
         <w:rPr>
           <w:sz w:val="20"/>
         </w:rPr>
-        <w:t xml:space="preserve">- AvertissementKADIA DIA  travaille mais les questions relatives à son emploi principal ne sont pas renseignées à 100%, prière de les renseigner. Le revenu de KADIA DIA (.a) doit être renseigné. Prière de renseigner le revenu de KADIA DIA. </w:t>
+        <w:t>- || Prière de changer la branche d'activité de MAMADOU 1 LY, les agriculteurs dont leurs cultures est principalement destiné à la consommation du ménage sont des (Agriculteurs, subsistances) et ceux qui le font avec l'élevage sont des (Agriculteurs et eleveurs, subsistances)</w:t>
         <w:br/>
-        <w:t>-  AvertissementMAMADOU 1 LY  travaille mais les questions relatives à son emploi principal ne sont pas renseignées à 100%, prière de les renseigner. Prière de changer la branche d'activité de MAMADOU 1 LY, les agriculteurs dont leurs cultures est principalement destiné à la consommation du ménage sont des (Agriculteurs, subsistances) et ceux qui le font avec l'élevage sont des (Agriculteurs et eleveurs, subsistances)</w:t>
-        <w:br/>
-        <w:t>-  AvertissementMAROUWANE LY  travaille mais les questions relatives à son emploi principal ne sont pas renseignées à 100%, prière de les renseigner. Prière de changer la branche d'activité de MAROUWANE LY, les agriculteurs dont leurs cultures est principalement destiné à la consommation du ménage sont des (Agriculteurs, subsistances) et ceux qui le font avec l'élevage sont des (Agriculteurs et eleveurs, subsistances)Vous avez sélectionné l'option 'Ne sait pas' pour la catégorie socioprofessionnelle de MAROUWANE LY ou vous ne l'avez pas renseigné. prière de corriger.</w:t>
+        <w:t>- Prière de changer la branche d'activité de MAROUWANE LY, les agriculteurs dont leurs cultures est principalement destiné à la consommation du ménage sont des (Agriculteurs, subsistances) et ceux qui le font avec l'élevage sont des (Agriculteurs et eleveurs, subsistances)</w:t>
       </w:r>
     </w:p>
     <w:p>
@@ -3297,7 +3293,7 @@
         <w:rPr>
           <w:sz w:val="20"/>
         </w:rPr>
-        <w:t>- La dernière fois que vous avez acheté Mandarine/Clémentine est vendeur de fruits et semble exister dans les modalités, prière de prendre attache avec le QG pour plus d'explication afin de la classer bien.  La dernière fois que vous avez acheté Orange  est vendeur de fruits et semble exister dans les modalités, prière de prendre attache avec le QG pour plus d'explication afin de la classer bien. Attention ! Le prix unitaire d'achat (200 Fcfa) de Lait caillé en Sachets (Petit) est relativement élevé par rapport aux autres prix observés dans cette zone. Prière de corriger ou de confirmer avec le QG.  La dernière fois que vous avez acheté Lait caillé est NEKH SOW et semble exister dans les modalités, prière de prendre attache avec le QG pour plus d'explication afin de la classer bien. Attention ! Le prix unitaire d'achat (50 Fcfa) de Piment frais en Tas (Petit) est relativement faible par rapport aux autres prix observés dans cette zone. Prière de corriger ou de confirmer avec le QG. Attention ! Le prix unitaire d'achat (950 Fcfa) de Huile de soja  en Bidon 20l (taille unique) est relativement faible par rapport aux autres prix observés dans cette zone. Prière de corriger ou de confirmer avec le QG. Avertissement!!! Le ménage a consommé 14 Paquet Petit de Thé en sachet, cette quantité semble anormale pour une consommation des 7 derniers jours.Prière de corriger ou de confirmer avec le QG. Avertissement!! le prix unitaire (800 Fcfa) de Thé en sachet (unité: Paquet) de taille Moyen est très faible ou élevé. Prière de corriger ou de confirmer avec le QG. Attention ! Le prix unitaire d'achat (800 Fcfa) de Thé en sachet en Paquet (Moyen) est relativement élevé par rapport aux autres prix observés dans cette zone. Prière de corriger ou de confirmer avec le QG. Incohérence!! Dans ce ménage, chaque individus consomme par jour 22.73086 Kg  de cereale; Prière de revoir les quantités prises de ces produits.</w:t>
+        <w:t>- La dernière fois que vous avez acheté Mandarine/Clémentine est vendeur de fruits et semble exister dans les modalités, prière de prendre attache avec le QG pour plus d'explication afin de la classer bien.  La dernière fois que vous avez acheté Orange  est vendeur de fruits et semble exister dans les modalités, prière de prendre attache avec le QG pour plus d'explication afin de la classer bien. Attention ! Le prix unitaire d'achat (100 Fcfa) de Piment séché en Sachets (Petit) est relativement élevé par rapport aux autres prix observés dans cette zone. Prière de corriger ou de confirmer avec le QG. Attention ! Le prix unitaire d'achat (200 Fcfa) de Lait caillé en Sachets (Petit) est relativement élevé par rapport aux autres prix observés dans cette zone. Prière de corriger ou de confirmer avec le QG.  La dernière fois que vous avez acheté Lait caillé est NEKH SOW et semble exister dans les modalités, prière de prendre attache avec le QG pour plus d'explication afin de la classer bien. Attention ! Le prix unitaire d'achat (50 Fcfa) de Aubergine sauvage  en Tas (Petit) est relativement faible par rapport aux autres prix observés dans cette zone. Prière de corriger ou de confirmer avec le QG. Attention ! Le prix unitaire d'achat (50 Fcfa) de Piment frais en Tas (Petit) est relativement faible par rapport aux autres prix observés dans cette zone. Prière de corriger ou de confirmer avec le QG. Attention ! Le prix unitaire d'achat (8750 Fcfa) de Riz importé parfumé en Sac (50 Kg) (taille unique) est relativement faible par rapport aux autres prix observés dans cette zone. Prière de corriger ou de confirmer avec le QG. Attention ! Le prix unitaire d'achat (950 Fcfa) de Huile de soja  en Bidon 20l (taille unique) est relativement faible par rapport aux autres prix observés dans cette zone. Prière de corriger ou de confirmer avec le QG. Attention ! Soupçons de quantité anormale! Le ménage de OUMAR LY avec une taille de 10 personnes a consommé 27 Cube en Petit de Cube alimentaire (Maggi, Jumbo, ) qui est relativement élevé comme consommation par rapport à la condition de vie des autres ménages de même taille dans cette zone. Prière de corriger ou de confirmer avec le QG. Avertissement!!! Le ménage a consommé 14 Paquet Petit de Thé en sachet, cette quantité semble anormale pour une consommation des 7 derniers jours.Prière de corriger ou de confirmer avec le QG. Avertissement!! le prix unitaire (800 Fcfa) de Thé en sachet (unité: Paquet) de taille Moyen est très faible ou élevé. Prière de corriger ou de confirmer avec le QG. Attention ! Le prix unitaire d'achat (800 Fcfa) de Thé en sachet en Paquet (Moyen) est relativement élevé par rapport aux autres prix observés dans cette zone. Prière de corriger ou de confirmer avec le QG. Incohérence!! Dans ce ménage, chaque individus consomme par jour 43.09328 Kg  de cereale; Prière de revoir les quantités prises de ces produits.</w:t>
       </w:r>
     </w:p>
     <w:p>
@@ -3347,6 +3343,8 @@
         <w:br/>
         <w:t xml:space="preserve">-  La dernière fois que vous avez acheté Frais de ramassage des ordures ménagères est les ramasser de poubelle et semble exister dans les modalités, prière de prendre attache avec le QG pour plus d'explication afin de la classer bien. </w:t>
         <w:br/>
+        <w:t xml:space="preserve">-  La dernière fois que vous avez acheté Salaire du personnel de maison (gardien, boy, chauffeur, cuisinier, etc. ) est fermier et semble exister dans les modalités, prière de prendre attache avec le QG pour plus d'explication afin de la classer bien. </w:t>
+        <w:br/>
         <w:t>- Peu plausible! le montant de la dépense pour  Savon de ménage, lessive en poudre, détergents (eau de javel, etc. ) semble trop élevé. Veuillez, s'il vous plaît, confirmer cette information avec le QG ou la corriger.</w:t>
       </w:r>
     </w:p>
@@ -3369,6 +3367,27 @@
           <w:sz w:val="20"/>
         </w:rPr>
         <w:t>- Le montant (FCFA) du loyer mensuel payé pour un logement comme le votre dans ce village/quartier est trop élevé, Veuillez s'il vous plaît corriger cette information.  En cas de coupure de courant du réseau, la source d’énergie que le ménage utilise est La lumière des torches de portable et semble exister dans les modalités, prière de prendre attache avec le QG pour plus d'explication afin de la classer bien.</w:t>
+      </w:r>
+    </w:p>
+    <w:p>
+      <w:r>
+        <w:rPr>
+          <w:b/>
+          <w:color w:val="4672C4"/>
+          <w:sz w:val="22"/>
+        </w:rPr>
+        <w:t>&gt;&gt; Section12 - Actifs du menage</w:t>
+      </w:r>
+    </w:p>
+    <w:p>
+      <w:pPr>
+        <w:ind w:left="283"/>
+      </w:pPr>
+      <w:r>
+        <w:rPr>
+          <w:sz w:val="20"/>
+        </w:rPr>
+        <w:t>- Attention ! Matelas simple a été achété à 120000 Fcfa est relativement élevé par rapport aux autres prix d'achat observés dans cette zone. Prière de corriger ou de confirmer avec le QG. Attention ! Matelas simple a été revendu à 100000 Fcfa qui est relativement élevé par rapport aux autres prix de revente observés dans cette zone. Prière de corriger ou de confirmer avec le QG.</w:t>
       </w:r>
     </w:p>
     <w:p>
@@ -3433,9 +3452,7 @@
         <w:rPr>
           <w:sz w:val="20"/>
         </w:rPr>
-        <w:t xml:space="preserve">- Avertissement!! Le nombre (2500)  de Hache-Paille est élevé, prière de corriger ou confirmer avec le QG. </w:t>
-        <w:br/>
-        <w:t>- Avertissement!! Le nombre (3000)  de Houe/daba/hilaire est élevé, prière de corriger ou confirmer avec le QG.</w:t>
+        <w:t>- Avertissement!! Le nombre (2500)  de Hache-Paille est élevé, prière de corriger ou confirmer avec le QG.</w:t>
       </w:r>
     </w:p>
     <w:p>
@@ -3906,7 +3923,7 @@
         <w:rPr>
           <w:sz w:val="20"/>
         </w:rPr>
-        <w:t>- Attention ! Le prix unitaire d'achat (50 Fcfa) de Cube alimentaire (Maggi, Jumbo, ) en Cube (Petit) est relativement élevé par rapport aux autres prix observés dans cette zone. Prière de corriger ou de confirmer avec le QG. Avertissement!!! Le ménage a consommé 2 Paquet Petit de Thé en sachet, cette quantité semble anormale pour une consommation des 7 derniers jours.Prière de corriger ou de confirmer avec le QG. Avertissement!! le prix unitaire (100 Fcfa) de Thé en sachet (unité: Paquet) de taille Petit est très faible ou élevé. Prière de corriger ou de confirmer avec le QG. Incohérence!! Dans ce ménage, chaque individus consomme par jour 9.441964 Kg  de cereale; Prière de revoir les quantités prises de ces produits. Incohérence!! Dans ce ménage, chaque individus consomme par jour 9.441964 Kg  de cereale; Prière de revoir les quantités prises de ces produits.</w:t>
+        <w:t>- Attention ! Le prix unitaire d'achat (100 Fcfa) de Oignon frais en Pièce (Petit) est relativement élevé par rapport aux autres prix observés dans cette zone. Prière de corriger ou de confirmer avec le QG. Attention ! Le prix unitaire d'achat (50 Fcfa) de Cube alimentaire (Maggi, Jumbo, ) en Cube (Petit) est relativement élevé par rapport aux autres prix observés dans cette zone. Prière de corriger ou de confirmer avec le QG. Avertissement!!! Le ménage a consommé 2 Paquet Petit de Thé en sachet, cette quantité semble anormale pour une consommation des 7 derniers jours.Prière de corriger ou de confirmer avec le QG. Avertissement!! le prix unitaire (100 Fcfa) de Thé en sachet (unité: Paquet) de taille Petit est très faible ou élevé. Prière de corriger ou de confirmer avec le QG. Incohérence!! Dans ce ménage, chaque individus consomme par jour 16.09589 Kg  de cereale; Prière de revoir les quantités prises de ces produits. Incohérence!! Dans ce ménage, chaque individus consomme par jour 16.09589 Kg  de cereale; Prière de revoir les quantités prises de ces produits.</w:t>
       </w:r>
     </w:p>
     <w:p>
@@ -4478,9 +4495,7 @@
         <w:rPr>
           <w:sz w:val="20"/>
         </w:rPr>
-        <w:t xml:space="preserve">- AvertissementABLAYE NDIAYE  travaille mais les questions relatives à son emploi principal ne sont pas renseignées à 100%, prière de les renseigner. Attention ! Le nombre de jours que ABLAYE NDIAYE a travaillés par mois semble être inférieur à 15. Veuillez, s'il vous plaît, confirmer cette information. </w:t>
-        <w:br/>
-        <w:t>-  AvertissementDEMBA NDIAYE  travaille mais les questions relatives à son emploi principal ne sont pas renseignées à 100%, prière de les renseigner. Attention ! Le nombre de jours que DEMBA NDIAYE a travaillés par mois semble être inférieur à 15. Veuillez, s'il vous plaît, confirmer cette information.</w:t>
+        <w:t>- || Avertissement! Nombre de mois que ABLAYE NDIAYE a exercé dans l'emploi au cours des 12 derniers mois est de 0 mois, veuillez corriger s'il vous plait.Nombre de mois exercé par ABLAYE NDIAYE dans l'emploi au cours des 12 derniers mois semble faible, veuillez corriger s'il vous plait ou comfirmer avec le QG. Attention ! Le nombre de jours que ABLAYE NDIAYE a travaillés par mois semble être inférieur à 15. Veuillez, s'il vous plaît, confirmer cette information.</w:t>
       </w:r>
     </w:p>
     <w:p>
@@ -4501,28 +4516,7 @@
         <w:rPr>
           <w:sz w:val="20"/>
         </w:rPr>
-        <w:t>- La dernière fois que vous avez acheté Lait caillé est NEKH SOW et semble exister dans les modalités, prière de prendre attache avec le QG pour plus d'explication afin de la classer bien.  La dernière fois que vous avez acheté Mandarine/Clémentine est vendeur de fruits et semble exister dans les modalités, prière de prendre attache avec le QG pour plus d'explication afin de la classer bien.  La dernière fois que vous avez acheté Orange  est vendeur de fruits et semble exister dans les modalités, prière de prendre attache avec le QG pour plus d'explication afin de la classer bien. Attention ! Le prix unitaire d'achat (25 Fcfa) de Piment frais en Pièce (Petit) est relativement faible par rapport aux autres prix observés dans cette zone. Prière de corriger ou de confirmer avec le QG. Attention ! Le prix unitaire d'achat (50 Fcfa) de Ail en Gousse (Petit) est relativement faible par rapport aux autres prix observés dans cette zone. Prière de corriger ou de confirmer avec le QG. Attention ! Le prix unitaire d'achat (50 Fcfa) de Choux en Morceau (Portion) (Petit) est relativement faible par rapport aux autres prix observés dans cette zone. Prière de corriger ou de confirmer avec le QG. Attention ! Le prix unitaire d'achat (6000 Fcfa) de Café en poudre soluble en Boite (Autre que la boite/pot de tomate) (Moyen) est relativement élevé par rapport aux autres prix observés dans cette zone. Prière de corriger ou de confirmer avec le QG. Avertissement!!! Le ménage a consommé 14 Paquet Petit de Thé en sachet, cette quantité semble anormale pour une consommation des 7 derniers jours.Prière de corriger ou de confirmer avec le QG. Avertissement!! le prix unitaire (100 Fcfa) de Thé en sachet (unité: Paquet) de taille Petit est très faible ou élevé. Prière de corriger ou de confirmer avec le QG. Le prix d'achat unitaire (1250 Fcfa) de Sucre en poudre  en Sac (25 Kg) de taille taille unique est très faible, prière de regarder les reponses prises dans les questions s07bq07a s07bq07b s07bq07c s07bq08 pour mieux corriger.</w:t>
-      </w:r>
-    </w:p>
-    <w:p>
-      <w:r>
-        <w:rPr>
-          <w:b/>
-          <w:color w:val="4672C4"/>
-          <w:sz w:val="22"/>
-        </w:rPr>
-        <w:t>&gt;&gt; Section9a - Depenses de fetes et ceremonies</w:t>
-      </w:r>
-    </w:p>
-    <w:p>
-      <w:pPr>
-        <w:ind w:left="283"/>
-      </w:pPr>
-      <w:r>
-        <w:rPr>
-          <w:sz w:val="20"/>
-        </w:rPr>
-        <w:t>- Il est improbable d'avoir un ménage qui n'a pas effectué aucune dépense au moins lors d'une de ces fêtes, prière de revoir cette partie pour ce ménage.</w:t>
+        <w:t>- La dernière fois que vous avez acheté Lait caillé est NEKH SOW et semble exister dans les modalités, prière de prendre attache avec le QG pour plus d'explication afin de la classer bien.  La dernière fois que vous avez acheté Mandarine/Clémentine est vendeur de fruits et semble exister dans les modalités, prière de prendre attache avec le QG pour plus d'explication afin de la classer bien.  La dernière fois que vous avez acheté Orange  est vendeur de fruits et semble exister dans les modalités, prière de prendre attache avec le QG pour plus d'explication afin de la classer bien. Attention ! Le prix unitaire d'achat (6000 Fcfa) de Café en poudre soluble en Boite (Autre que la boite/pot de tomate) (Moyen) est relativement élevé par rapport aux autres prix observés dans cette zone. Prière de corriger ou de confirmer avec le QG. Avertissement!!! Le ménage a consommé 14 Paquet Petit de Thé en sachet, cette quantité semble anormale pour une consommation des 7 derniers jours.Prière de corriger ou de confirmer avec le QG. Avertissement!! le prix unitaire (100 Fcfa) de Thé en sachet (unité: Paquet) de taille Petit est très faible ou élevé. Prière de corriger ou de confirmer avec le QG.</w:t>
       </w:r>
     </w:p>
     <w:p>
@@ -4580,27 +4574,6 @@
           <w:color w:val="4672C4"/>
           <w:sz w:val="22"/>
         </w:rPr>
-        <w:t>&gt;&gt; Section10b - caracteristiques entreprise non agricole</w:t>
-      </w:r>
-    </w:p>
-    <w:p>
-      <w:pPr>
-        <w:ind w:left="283"/>
-      </w:pPr>
-      <w:r>
-        <w:rPr>
-          <w:sz w:val="20"/>
-        </w:rPr>
-        <w:t>- Prière de renseigner les montants dans les champs (s10q46 s10q47 s10q48 s10q49 s10q50 s10q51 s10q52 s10q53 s10q54 s10q55 s10q56 s10q57), mettre 0 si l'entreprise vendeur de boutiques n'a pas effectué des dépenses ou faire des reventes des marchandises ou des produits ou rendre de service.</w:t>
-      </w:r>
-    </w:p>
-    <w:p>
-      <w:r>
-        <w:rPr>
-          <w:b/>
-          <w:color w:val="4672C4"/>
-          <w:sz w:val="22"/>
-        </w:rPr>
         <w:t>&gt;&gt; Section11 - Caracteristiques logement</w:t>
       </w:r>
     </w:p>
@@ -4612,7 +4585,7 @@
         <w:rPr>
           <w:sz w:val="20"/>
         </w:rPr>
-        <w:t>- Le montant (FCFA) du loyer mensuel payé pour un logement comme le votre dans ce village/quartier est trop élevé, Veuillez s'il vous plaît corriger cette information. Avertissement!! Le ménage (vit en milieu urbain) se débarrasse de ses ordures ménagères soit par le Dépotoir sauvage, brûle et enterre, prière de corriger ou confirmer avec le QG.  La principale  source d'éclairage du logement du ménage est ECLAIRAGE PORTABLE et semble exister dans les modalités, prière de prendre attache avec le QG pour plus d'explication afin de la classer bien.</w:t>
+        <w:t>- Le montant (FCFA) du loyer mensuel payé pour un logement comme le votre dans ce village/quartier est trop élevé, Veuillez s'il vous plaît corriger cette information.  La principale  source d'éclairage du logement du ménage est ECLAIRAGE PORTABLE et semble exister dans les modalités, prière de prendre attache avec le QG pour plus d'explication afin de la classer bien.</w:t>
       </w:r>
     </w:p>
     <w:p>
@@ -4634,8 +4607,6 @@
           <w:sz w:val="20"/>
         </w:rPr>
         <w:t xml:space="preserve">- Avertissement !! L'âge de l'article  Armoires et autres meubles dans ce ménages est très élevé (30), prière de corriger ou confirmer avec le QG. </w:t>
-        <w:br/>
-        <w:t xml:space="preserve">- Avertissement!!! Le prix d'achat (17500) de l'article  Réfrigérateur est inférieur aux prix de revente (100000)  avec l'âge du bien atteignant 6 ans. Prière de vérifier ou confirmer avec l'enquêté et mettre les bonnes valeurs après verification, s'il le faut. </w:t>
         <w:br/>
         <w:t xml:space="preserve">- Le nombre d'article ( Bonbonne de gaz)  dans ce ménages est élevé (20), prière de corriger ou confirmer avec le QG. Avertissement!!! Le prix d'achat (10000) de l'article  Bonbonne de gaz est inférieur aux prix de revente (12000)  avec l'âge du bien atteignant 15 ans. Prière de vérifier ou confirmer avec l'enquêté et mettre les bonnes valeurs après verification, s'il le faut. </w:t>
         <w:br/>
@@ -5123,7 +5094,7 @@
         <w:rPr>
           <w:sz w:val="20"/>
         </w:rPr>
-        <w:t>- Attention ! Le prix unitaire d'achat (3000 Fcfa) de Banane douce en Kg (taille unique) est relativement élevé par rapport aux autres prix observés dans cette zone. Prière de corriger ou de confirmer avec le QG. Avertissement!! La quantité (3.5 litre) du produit Huile de soja  consommée  par le ménage semble très élevé, prière de corriger ou confirmer avec le QG. Avertissement!!! Le ménage a consommé 7 Paquet Petit de Thé en sachet, cette quantité semble anormale pour une consommation des 7 derniers jours.Prière de corriger ou de confirmer avec le QG. Avertissement!! le prix unitaire (100 Fcfa) de Thé en sachet (unité: Paquet) de taille Petit est très faible ou élevé. Prière de corriger ou de confirmer avec le QG. Difficile de consommer le Sel en Boite (Autre que la boite/pot de tomate) Petit prière de verifier. Incohérence!! Dans ce ménage, chaque individus consomme par jour 25.41234 Kg  de cereale; Prière de revoir les quantités prises de ces produits. Incohérence!! Dans ce ménage, chaque individus consomme par jour 25.41234 Kg  de cereale; Prière de revoir les quantités prises de ces produits.  La dernière fois que vous avez acheté Semoule de mil est MOULIN et semble exister dans les modalités, prière de prendre attache avec le QG pour plus d'explication afin de la classer bien.</w:t>
+        <w:t>- Attention ! Le prix unitaire d'achat (125 Fcfa) de Piment frais en Tas (Petit) est relativement élevé par rapport aux autres prix observés dans cette zone. Prière de corriger ou de confirmer avec le QG. Attention ! Le prix unitaire d'achat (1500 Fcfa) de Café en poudre soluble en Boite (Autre que la boite/pot de tomate) (Petit) est relativement élevé par rapport aux autres prix observés dans cette zone. Prière de corriger ou de confirmer avec le QG. Attention ! Le prix unitaire d'achat (3000 Fcfa) de Banane douce en Kg (taille unique) est relativement élevé par rapport aux autres prix observés dans cette zone. Prière de corriger ou de confirmer avec le QG. Attention ! Soupçons de quantité anormale! Le ménage de IBRAHIMA ADAMA SY avec une taille de 11 personnes a consommé 35 Sachets en Petit de Piment séché qui est relativement élevé comme consommation par rapport à la condition de vie des autres ménages de même taille dans cette zone. Prière de corriger ou de confirmer avec le QG. Avertissement!! La quantité (3.5 litre) du produit Huile de soja  consommée  par le ménage semble très élevé, prière de corriger ou confirmer avec le QG. Avertissement!!! Le ménage a consommé 7 Paquet Petit de Thé en sachet, cette quantité semble anormale pour une consommation des 7 derniers jours.Prière de corriger ou de confirmer avec le QG. Avertissement!! le prix unitaire (100 Fcfa) de Thé en sachet (unité: Paquet) de taille Petit est très faible ou élevé. Prière de corriger ou de confirmer avec le QG. Difficile de consommer le Sel en Boite (Autre que la boite/pot de tomate) Petit prière de verifier. Incohérence!! Dans ce ménage, chaque individus consomme par jour 41.02273 Kg  de cereale; Prière de revoir les quantités prises de ces produits. Incohérence!! Dans ce ménage, chaque individus consomme par jour 41.02273 Kg  de cereale; Prière de revoir les quantités prises de ces produits.  La dernière fois que vous avez acheté Semoule de mil est MOULIN et semble exister dans les modalités, prière de prendre attache avec le QG pour plus d'explication afin de la classer bien.</w:t>
       </w:r>
     </w:p>
     <w:p>
@@ -5212,6 +5183,27 @@
           <w:sz w:val="20"/>
         </w:rPr>
         <w:t>- Le moyen que le ménage utilise pour se débarrasser des excréments hors de la concession est FOSSE SIMPLE et semble exister dans les modalités, prière de prendre attache avec le QG pour plus d'explication afin de la classer bien.</w:t>
+      </w:r>
+    </w:p>
+    <w:p>
+      <w:r>
+        <w:rPr>
+          <w:b/>
+          <w:color w:val="4672C4"/>
+          <w:sz w:val="22"/>
+        </w:rPr>
+        <w:t>&gt;&gt; Section12 - Actifs du menage</w:t>
+      </w:r>
+    </w:p>
+    <w:p>
+      <w:pPr>
+        <w:ind w:left="283"/>
+      </w:pPr>
+      <w:r>
+        <w:rPr>
+          <w:sz w:val="20"/>
+        </w:rPr>
+        <w:t>- Attention ! Matelas simple a été achété à 130000 Fcfa est relativement élevé par rapport aux autres prix d'achat observés dans cette zone. Prière de corriger ou de confirmer avec le QG.</w:t>
       </w:r>
     </w:p>
     <w:p>
@@ -5633,7 +5625,7 @@
         <w:rPr>
           <w:sz w:val="20"/>
         </w:rPr>
-        <w:t>- Attention ! Le prix unitaire d'achat (25 Fcfa) de Poivre en Sachets (Petit) est relativement faible par rapport aux autres prix observés dans cette zone. Prière de corriger ou de confirmer avec le QG. Attention ! Le prix unitaire d'achat (500 Fcfa) de Poisson frais type 11 en Tas (Moyen) est relativement faible par rapport aux autres prix observés dans cette zone. Prière de corriger ou de confirmer avec le QG.</w:t>
+        <w:t>- Attention ! Le prix unitaire d'achat (25 Fcfa) de Poivre en Sachets (Petit) est relativement faible par rapport aux autres prix observés dans cette zone. Prière de corriger ou de confirmer avec le QG. Attention ! Le prix unitaire d'achat (50 Fcfa) de Cube alimentaire (Maggi, Jumbo, ) en Cube (Moyen) est relativement élevé par rapport aux autres prix observés dans cette zone. Prière de corriger ou de confirmer avec le QG.</w:t>
       </w:r>
     </w:p>
     <w:p>
@@ -6107,6 +6099,27 @@
           <w:color w:val="4672C4"/>
           <w:sz w:val="22"/>
         </w:rPr>
+        <w:t>&gt;&gt; Section0 - Identification et renseignements de controle</w:t>
+      </w:r>
+    </w:p>
+    <w:p>
+      <w:pPr>
+        <w:ind w:left="283"/>
+      </w:pPr>
+      <w:r>
+        <w:rPr>
+          <w:sz w:val="20"/>
+        </w:rPr>
+        <w:t>- Le questionnaire semble ne pas être complètement fini mais le questionnaire est en statut complet, prière de compléter le questionnaire.</w:t>
+      </w:r>
+    </w:p>
+    <w:p>
+      <w:r>
+        <w:rPr>
+          <w:b/>
+          <w:color w:val="4672C4"/>
+          <w:sz w:val="22"/>
+        </w:rPr>
         <w:t>&gt;&gt; Section1 - Caracteristiques des membres</w:t>
       </w:r>
     </w:p>
@@ -6153,7 +6166,7 @@
         <w:br/>
         <w:t xml:space="preserve">- Peu probable! FATOU BARO  n'arrive pas  à comprendre un petit texte lu dans une langue locale (s02q03). Veuillez corriger ou donner des explications au QG. Peu probable! FATOU BARO  ne sait ni lire, ni écrire, ni comprendre dans aucune des langues  (s02q01,s02q02,s02q03). Veuillez corriger ou donner des explications au QG. </w:t>
         <w:br/>
-        <w:t xml:space="preserve">- Peu probable! MAMADOU BARO  n'arrive pas  à comprendre un petit texte lu dans une langue locale (s02q03). Veuillez corriger ou donner des explications au QG. Peu probable! MAMADOU BARO  ne sait ni lire, ni écrire, ni comprendre dans aucune des langues  (s02q01,s02q02,s02q03). Veuillez corriger ou donner des explications au QG. Dans les milieux urbains c'est peu probable de voir une école dont les élèves ou étudiants ne dépensent pas en frais d'uniformes, prière de verifier pour MAMADOU BARO et corriger ou confirmer avec le QG. </w:t>
+        <w:t xml:space="preserve">- Peu probable! MAMADOU BARO  n'arrive pas  à comprendre un petit texte lu dans une langue locale (s02q03). Veuillez corriger ou donner des explications au QG. Peu probable! MAMADOU BARO  ne sait ni lire, ni écrire, ni comprendre dans aucune des langues  (s02q01,s02q02,s02q03). Veuillez corriger ou donner des explications au QG. Dans les milieux urbains c'est peu probable de voir une école dont les élèves ou étudiants ne dépensent pas en frais d'uniformes, prière de verifier pour MAMADOU BARO et corriger ou confirmer avec le QG. Attention ! Le frais de scolarité (23000 Fcfa) de MAMADOU BARO en 3ème année de Maternelle est relativement élevé par rapport aux autres frais de scolarités observés dans cette zone. Prière de corriger ou de confirmer avec le QG. </w:t>
         <w:br/>
         <w:t xml:space="preserve">- Peu probable! MAMADOU FALL  n'arrive pas  à comprendre un petit texte lu dans une langue locale (s02q03). Veuillez corriger ou donner des explications au QG. </w:t>
         <w:br/>
@@ -6205,13 +6218,11 @@
         <w:rPr>
           <w:sz w:val="20"/>
         </w:rPr>
-        <w:t xml:space="preserve">- AvertissementAMADOU BARO  travaille mais les questions relatives à son emploi principal ne sont pas renseignées à 100%, prière de les renseigner. </w:t>
+        <w:t xml:space="preserve">- || </w:t>
         <w:br/>
-        <w:t xml:space="preserve">-  AvertissementFATOU BARO  travaille mais les questions relatives à son emploi principal ne sont pas renseignées à 100%, prière de les renseigner. </w:t>
+        <w:t xml:space="preserve">- Attention ! Le nombre de jours que OUMOU BARO a travaillés par mois semble être inférieur à 15. Veuillez, s'il vous plaît, confirmer cette information. </w:t>
         <w:br/>
-        <w:t xml:space="preserve">-  AvertissementOUMOU BARO  travaille mais les questions relatives à son emploi principal ne sont pas renseignées à 100%, prière de les renseigner. Attention ! Le nombre de jours que OUMOU BARO a travaillés par mois semble être inférieur à 15. Veuillez, s'il vous plaît, confirmer cette information. Le revenu de OUMOU BARO (.a) doit être renseigné. Prière de renseigner le revenu de OUMOU BARO. </w:t>
-        <w:br/>
-        <w:t>-  AvertissementYAYA NIANG  travaille mais les questions relatives à son emploi principal ne sont pas renseignées à 100%, prière de les renseigner. Attention ! Le nombre de jours que YAYA NIANG a travaillés par mois semble être inférieur à 15. Veuillez, s'il vous plaît, confirmer cette information.</w:t>
+        <w:t>- Attention ! Le nombre de jours que YAYA NIANG a travaillés par mois semble être inférieur à 15. Veuillez, s'il vous plaît, confirmer cette information.</w:t>
       </w:r>
     </w:p>
     <w:p>
@@ -6232,7 +6243,7 @@
         <w:rPr>
           <w:sz w:val="20"/>
         </w:rPr>
-        <w:t>- AvertissementAMADOU BARO  travaille mais les questions relatives à son emploi secondaire ne sont pas renseignées à 100%, prière de les renseigner. Avertissement!!! la branche d'activité de AMADOU BARO est identique dans l'emploi principale et secondaire, prière de confirmer cette information avec le QG ou de corriger. Avertissement!!! les informations de AMADOU BARO sur le nombre de mois, jours ou heures de son emploi secondaire sont superieur a celles de son emploi principal , veuillez corriger ou confirmer aupres du QG.</w:t>
+        <w:t>- Avertissement!!! les informations de AMADOU BARO sur le nombre de mois, jours ou heures de son emploi secondaire sont superieur a celles de son emploi principal , veuillez corriger ou confirmer aupres du QG.</w:t>
       </w:r>
     </w:p>
     <w:p>
@@ -6253,7 +6264,7 @@
         <w:rPr>
           <w:sz w:val="20"/>
         </w:rPr>
-        <w:t>- La dernière fois que vous avez acheté Lait caillé est NEKH SOW et semble exister dans les modalités, prière de prendre attache avec le QG pour plus d'explication afin de la classer bien.  La dernière fois que vous avez acheté Mandarine/Clémentine est vendeur de fruits et semble exister dans les modalités, prière de prendre attache avec le QG pour plus d'explication afin de la classer bien.  La dernière fois que vous avez acheté Orange  est Vendeur de fruits et semble exister dans les modalités, prière de prendre attache avec le QG pour plus d'explication afin de la classer bien. Attention ! Le prix unitaire d'achat (25 Fcfa) de Poivre en Sachets (Petit) est relativement faible par rapport aux autres prix observés dans cette zone. Prière de corriger ou de confirmer avec le QG. Attention ! Le prix unitaire d'achat (50 Fcfa) de Ail en Gousse (Petit) est relativement faible par rapport aux autres prix observés dans cette zone. Prière de corriger ou de confirmer avec le QG. Attention ! Le prix unitaire d'achat (500 Fcfa) de Lait en poudre en Sachets (Petit) est relativement élevé par rapport aux autres prix observés dans cette zone. Prière de corriger ou de confirmer avec le QG. Avertissement!!! Le ménage a consommé 14 Paquet Petit de Thé en sachet, cette quantité semble anormale pour une consommation des 7 derniers jours.Prière de corriger ou de confirmer avec le QG. Avertissement!! le prix unitaire (100 Fcfa) de Thé en sachet (unité: Paquet) de taille Petit est très faible ou élevé. Prière de corriger ou de confirmer avec le QG. Avertissement!!!Le ménage a consommé 50 Sachets de Petit de Soumbala (moutarde africaine)  ce qui semble incoherent pour une consommation aucours des 7 derniers jours, prière de verifier et corriger. Avertissement!!! Le ménage a consommé 50 Sachets Petit de Soumbala (moutarde africaine), cette quantité semble anormale pour une consommation des 7 derniers jours.Prière de corriger ou de confirmer avec le QG. Incohérence!! Dans ce ménage, chaque individus consomme par jour 16.87083 Kg  de cereale; Prière de revoir les quantités prises de ces produits.</w:t>
+        <w:t>- La dernière fois que vous avez acheté Lait caillé est NEKH SOW et semble exister dans les modalités, prière de prendre attache avec le QG pour plus d'explication afin de la classer bien.  La dernière fois que vous avez acheté Mandarine/Clémentine est vendeur de fruits et semble exister dans les modalités, prière de prendre attache avec le QG pour plus d'explication afin de la classer bien.  La dernière fois que vous avez acheté Orange  est Vendeur de fruits et semble exister dans les modalités, prière de prendre attache avec le QG pour plus d'explication afin de la classer bien. Attention ! Le prix unitaire d'achat (25 Fcfa) de Poivre en Sachets (Petit) est relativement faible par rapport aux autres prix observés dans cette zone. Prière de corriger ou de confirmer avec le QG. Attention ! Le prix unitaire d'achat (300 Fcfa) de Huile de soja  en cup/gobelet (Petit) est relativement élevé par rapport aux autres prix observés dans cette zone. Prière de corriger ou de confirmer avec le QG. Attention ! Le prix unitaire d'achat (500 Fcfa) de Lait en poudre en Sachets (Petit) est relativement élevé par rapport aux autres prix observés dans cette zone. Prière de corriger ou de confirmer avec le QG. Avertissement!!! Le ménage a consommé 14 Paquet Petit de Thé en sachet, cette quantité semble anormale pour une consommation des 7 derniers jours.Prière de corriger ou de confirmer avec le QG. Avertissement!! le prix unitaire (100 Fcfa) de Thé en sachet (unité: Paquet) de taille Petit est très faible ou élevé. Prière de corriger ou de confirmer avec le QG. Avertissement!!!Le ménage a consommé 50 Sachets de Petit de Soumbala (moutarde africaine)  ce qui semble incoherent pour une consommation aucours des 7 derniers jours, prière de verifier et corriger. Avertissement!!! Le ménage a consommé 50 Sachets Petit de Soumbala (moutarde africaine), cette quantité semble anormale pour une consommation des 7 derniers jours.Prière de corriger ou de confirmer avec le QG. Incohérence!! Dans ce ménage, chaque individus consomme par jour 31.07738 Kg  de cereale; Prière de revoir les quantités prises de ces produits.</w:t>
       </w:r>
     </w:p>
     <w:p>
@@ -6300,27 +6311,6 @@
         <w:t xml:space="preserve">-  La dernière fois que vous avez acheté Frais de coiffure homme et femme (salon, tressage, mèches, coupe, etc.), manucure, pédicure est coifeur et semble exister dans les modalités, prière de prendre attache avec le QG pour plus d'explication afin de la classer bien. </w:t>
         <w:br/>
         <w:t>- Peu plausible! le montant de la dépense pour  Savon de ménage, lessive en poudre, détergents (eau de javel, etc. ) semble trop élevé. Veuillez, s'il vous plaît, confirmer cette information avec le QG ou la corriger.</w:t>
-      </w:r>
-    </w:p>
-    <w:p>
-      <w:r>
-        <w:rPr>
-          <w:b/>
-          <w:color w:val="4672C4"/>
-          <w:sz w:val="22"/>
-        </w:rPr>
-        <w:t>&gt;&gt; Section10b - caracteristiques entreprise non agricole</w:t>
-      </w:r>
-    </w:p>
-    <w:p>
-      <w:pPr>
-        <w:ind w:left="283"/>
-      </w:pPr>
-      <w:r>
-        <w:rPr>
-          <w:sz w:val="20"/>
-        </w:rPr>
-        <w:t>- L'entreprise POULAILLER pour vendre poulet de chaire existe dit n'avoir pas fait la revente de marchandises achetées et revendues en état, aussi le montant obtenus sur la vente de produits transformés par l'entreprise  n'a reçu aucune somme sur les reventes (s10q46=0 &amp; s10q48=0 &amp; s10q50=0); alors s'agit-il de quelle entreprise ?</w:t>
       </w:r>
     </w:p>
     <w:p>
@@ -6386,6 +6376,27 @@
           <w:sz w:val="20"/>
         </w:rPr>
         <w:t>- La section 16 du ménage de AMADOU BARO n'est pas renseigné, prière de renseigner.</w:t>
+      </w:r>
+    </w:p>
+    <w:p>
+      <w:r>
+        <w:rPr>
+          <w:b/>
+          <w:color w:val="4672C4"/>
+          <w:sz w:val="22"/>
+        </w:rPr>
+        <w:t>&gt;&gt; Section17 - Elevage</w:t>
+      </w:r>
+    </w:p>
+    <w:p>
+      <w:pPr>
+        <w:ind w:left="283"/>
+      </w:pPr>
+      <w:r>
+        <w:rPr>
+          <w:sz w:val="20"/>
+        </w:rPr>
+        <w:t>- Avertissement! la valeur de l'achat (600 Fcfa) d'un Poules / poulets est trop petite ou élevée. Veuillez confirmer ces informations avec le QG ou apporter les corrections nécessaires.</w:t>
       </w:r>
     </w:p>
     <w:p>
@@ -6769,7 +6780,7 @@
         </w:rPr>
         <w:t xml:space="preserve">- Peu probable! ABDOUL DIALLO  n'arrive pas  à comprendre un petit texte lu dans une langue locale (s02q03). Veuillez corriger ou donner des explications au QG. Dans les milieux urbains c'est peu probable de voir une école dont les élèves ou étudiants ne dépensent pas en frais d'uniformes, prière de verifier pour ABDOUL DIALLO et corriger ou confirmer avec le QG. </w:t>
         <w:br/>
-        <w:t xml:space="preserve">- Peu probable! AISSATA DIALLO  n'arrive pas  à comprendre un petit texte lu dans une langue locale (s02q03). Veuillez corriger ou donner des explications au QG. Dans les milieux urbains c'est peu probable de voir une école dont les élèves ou étudiants ne dépensent pas en frais d'uniformes, prière de verifier pour AISSATA DIALLO et corriger ou confirmer avec le QG. </w:t>
+        <w:t xml:space="preserve">- Peu probable! AISSATA DIALLO  n'arrive pas  à comprendre un petit texte lu dans une langue locale (s02q03). Veuillez corriger ou donner des explications au QG. Dans les milieux urbains c'est peu probable de voir une école dont les élèves ou étudiants ne dépensent pas en frais d'uniformes, prière de verifier pour AISSATA DIALLO et corriger ou confirmer avec le QG. Attention ! Le frais de scolarité (1500 Fcfa) de AISSATA DIALLO en 4ème année de Primaire est relativement élevé par rapport aux autres frais de scolarités observés dans cette zone. Prière de corriger ou de confirmer avec le QG. </w:t>
         <w:br/>
         <w:t xml:space="preserve">- Peu probable! AISSATA THIAM  n'arrive pas  à comprendre un petit texte lu dans une langue locale (s02q03). Veuillez corriger ou donner des explications au QG. Peu probable! AISSATA THIAM  ne sait ni lire, ni écrire, ni comprendre dans aucune des langues  (s02q01,s02q02,s02q03). Veuillez corriger ou donner des explications au QG. </w:t>
         <w:br/>
@@ -7515,7 +7526,7 @@
         <w:rPr>
           <w:sz w:val="20"/>
         </w:rPr>
-        <w:t>- Attention ! Le prix unitaire d'achat (50 Fcfa) de Lait en poudre en Sachets (Petit) est relativement faible par rapport aux autres prix observés dans cette zone. Prière de corriger ou de confirmer avec le QG. Avertissement!! La quantité (3.84 litre) du produit Huile de soja  consommée  par le ménage semble très élevé, prière de corriger ou confirmer avec le QG. Avertissement!!! Le ménage a consommé 14 Sachets Moyen de Sucre en poudre , cette quantité semble anormale pour une consommation des 7 derniers jours.Prière de corriger ou de confirmer avec le QG. Avertissement!!! Le ménage a consommé 8 Paquet Moyen de Thé en sachet, cette quantité semble anormale pour une consommation des 7 derniers jours.Prière de corriger ou de confirmer avec le QG. Avertissement!! le prix unitaire (50 Fcfa) de Thé en sachet (unité: Paquet) de taille Moyen est très faible ou élevé. Prière de corriger ou de confirmer avec le QG.</w:t>
+        <w:t>- Avertissement!! La quantité (3.84 litre) du produit Huile de soja  consommée  par le ménage semble très élevé, prière de corriger ou confirmer avec le QG. Avertissement!!! Le ménage a consommé 14 Sachets Moyen de Sucre en poudre , cette quantité semble anormale pour une consommation des 7 derniers jours.Prière de corriger ou de confirmer avec le QG. Avertissement!!! Le ménage a consommé 8 Paquet Moyen de Thé en sachet, cette quantité semble anormale pour une consommation des 7 derniers jours.Prière de corriger ou de confirmer avec le QG. Avertissement!! le prix unitaire (50 Fcfa) de Thé en sachet (unité: Paquet) de taille Moyen est très faible ou élevé. Prière de corriger ou de confirmer avec le QG. Attention ! Le prix unitaire d'achat (50 Fcfa) de Thé en sachet en Paquet (Moyen) est relativement faible par rapport aux autres prix observés dans cette zone. Prière de corriger ou de confirmer avec le QG.</w:t>
       </w:r>
     </w:p>
     <w:p>
